--- a/content/muser/satire/hse-turning-on-light/index.docx
+++ b/content/muser/satire/hse-turning-on-light/index.docx
@@ -25,9 +25,6 @@
       </w:r>
     </w:p>
     <w:p>
-      <w:pPr>
-        <w:pStyle w:val="Heading2"/>
-      </w:pPr>
       <w:r>
         <w:t>Due to Stricter HSE Rules, Turning On an Office Light Should Be Made Safer</w:t>
       </w:r>
@@ -52,9 +49,6 @@
       </w:r>
     </w:p>
     <w:p>
-      <w:pPr>
-        <w:pStyle w:val="Heading3"/>
-      </w:pPr>
       <w:r>
         <w:t>The New HSE Philosophy: Everything Is Unsafe Until Proven Otherwise</w:t>
       </w:r>
@@ -75,9 +69,6 @@
       </w:r>
     </w:p>
     <w:p>
-      <w:pPr>
-        <w:pStyle w:val="Heading3"/>
-      </w:pPr>
       <w:r>
         <w:t>Step 1: Pre Switch Risk Assessment</w:t>
       </w:r>
@@ -104,9 +95,6 @@
       </w:r>
     </w:p>
     <w:p>
-      <w:pPr>
-        <w:pStyle w:val="Heading3"/>
-      </w:pPr>
       <w:r>
         <w:t>Step 2: Switch Activation PPE</w:t>
       </w:r>
@@ -137,9 +125,6 @@
       </w:r>
     </w:p>
     <w:p>
-      <w:pPr>
-        <w:pStyle w:val="Heading3"/>
-      </w:pPr>
       <w:r>
         <w:t>Step 3: The Light Switch Permit</w:t>
       </w:r>
@@ -166,9 +151,6 @@
       </w:r>
     </w:p>
     <w:p>
-      <w:pPr>
-        <w:pStyle w:val="Heading3"/>
-      </w:pPr>
       <w:r>
         <w:t>Step 4: The Buddy System</w:t>
       </w:r>
@@ -193,9 +175,6 @@
       </w:r>
     </w:p>
     <w:p>
-      <w:pPr>
-        <w:pStyle w:val="Heading3"/>
-      </w:pPr>
       <w:r>
         <w:t>Step 5: The Countdown</w:t>
       </w:r>
@@ -218,9 +197,6 @@
       </w:r>
     </w:p>
     <w:p>
-      <w:pPr>
-        <w:pStyle w:val="Heading3"/>
-      </w:pPr>
       <w:r>
         <w:t>Step 6: The Switch Flip</w:t>
       </w:r>
@@ -251,9 +227,6 @@
       </w:r>
     </w:p>
     <w:p>
-      <w:pPr>
-        <w:pStyle w:val="Heading3"/>
-      </w:pPr>
       <w:r>
         <w:t>Step 7: Post Switch Review Meeting</w:t>
       </w:r>
@@ -276,9 +249,6 @@
       </w:r>
     </w:p>
     <w:p>
-      <w:pPr>
-        <w:pStyle w:val="Heading3"/>
-      </w:pPr>
       <w:r>
         <w:t>Why Stop There? Let’s Make It Even Safer.</w:t>
       </w:r>
@@ -311,9 +281,6 @@
       </w:r>
     </w:p>
     <w:p>
-      <w:pPr>
-        <w:pStyle w:val="Heading3"/>
-      </w:pPr>
       <w:r>
         <w:t>Conclusion: Turning On a Light Is Now a High Risk Operation</w:t>
       </w:r>
@@ -342,17 +309,11 @@
       </w:r>
     </w:p>
     <w:p>
-      <w:pPr>
-        <w:pStyle w:val="Heading3"/>
-      </w:pPr>
       <w:r>
         <w:t>Near missing reporting should be done every waking moment</w:t>
       </w:r>
     </w:p>
     <w:p>
-      <w:pPr>
-        <w:pStyle w:val="Heading3"/>
-      </w:pPr>
       <w:r>
         <w:t>Near Miss Reporting Should Be Done Every Waking Moment</w:t>
       </w:r>
@@ -379,9 +340,6 @@
       </w:r>
     </w:p>
     <w:p>
-      <w:pPr>
-        <w:pStyle w:val="Heading3"/>
-      </w:pPr>
       <w:r>
         <w:t>The New HSE Doctrine: If It Didn’t Kill You, Report It</w:t>
       </w:r>
@@ -422,9 +380,6 @@
       </w:r>
     </w:p>
     <w:p>
-      <w:pPr>
-        <w:pStyle w:val="Heading3"/>
-      </w:pPr>
       <w:r>
         <w:t>The 24/7 Near Miss Lifestyle</w:t>
       </w:r>
@@ -453,9 +408,6 @@
       </w:r>
     </w:p>
     <w:p>
-      <w:pPr>
-        <w:pStyle w:val="Heading3"/>
-      </w:pPr>
       <w:r>
         <w:t>Examples of Modern Near Misses</w:t>
       </w:r>
@@ -498,9 +450,6 @@
       </w:r>
     </w:p>
     <w:p>
-      <w:pPr>
-        <w:pStyle w:val="Heading3"/>
-      </w:pPr>
       <w:r>
         <w:t>The Near Miss Reporting Kit™</w:t>
       </w:r>
@@ -529,9 +478,6 @@
       </w:r>
     </w:p>
     <w:p>
-      <w:pPr>
-        <w:pStyle w:val="Heading3"/>
-      </w:pPr>
       <w:r>
         <w:t>The Near Miss Reporting Frequency Standard</w:t>
       </w:r>
@@ -552,9 +498,6 @@
       </w:r>
     </w:p>
     <w:p>
-      <w:pPr>
-        <w:pStyle w:val="Heading3"/>
-      </w:pPr>
       <w:r>
         <w:t>The Near Miss Pyramid of Doom™</w:t>
       </w:r>
@@ -583,9 +526,6 @@
       </w:r>
     </w:p>
     <w:p>
-      <w:pPr>
-        <w:pStyle w:val="Heading3"/>
-      </w:pPr>
       <w:r>
         <w:t>The Near Miss Hotline</w:t>
       </w:r>
@@ -610,9 +550,6 @@
       </w:r>
     </w:p>
     <w:p>
-      <w:pPr>
-        <w:pStyle w:val="Heading3"/>
-      </w:pPr>
       <w:r>
         <w:t>The Ultimate Goal: Zero Incidents, Infinite Reports</w:t>
       </w:r>
@@ -631,9 +568,6 @@
       </w:r>
     </w:p>
     <w:p>
-      <w:pPr>
-        <w:pStyle w:val="Heading3"/>
-      </w:pPr>
       <w:r>
         <w:t>Conclusion: Near Miss Reporting Should Never Stop</w:t>
       </w:r>
@@ -657,6 +591,42 @@
         <w:t>Because safety isn’t just a priority — it’s a full time job.</w:t>
         <w:br/>
         <w:t>And you’re never off duty.</w:t>
+      </w:r>
+    </w:p>
+    <w:p>
+      <w:r>
+        <w:drawing>
+          <wp:inline xmlns:a="http://schemas.openxmlformats.org/drawingml/2006/main" xmlns:pic="http://schemas.openxmlformats.org/drawingml/2006/picture">
+            <wp:extent cx="4114800" cy="6172200"/>
+            <wp:docPr id="1" name="Picture 1"/>
+            <wp:cNvGraphicFramePr>
+              <a:graphicFrameLocks noChangeAspect="1"/>
+            </wp:cNvGraphicFramePr>
+            <a:graphic>
+              <a:graphicData uri="http://schemas.openxmlformats.org/drawingml/2006/picture">
+                <pic:pic>
+                  <pic:nvPicPr>
+                    <pic:cNvPr id="0" name="lightsthumb.png"/>
+                    <pic:cNvPicPr/>
+                  </pic:nvPicPr>
+                  <pic:blipFill>
+                    <a:blip r:embed="rId9"/>
+                    <a:stretch>
+                      <a:fillRect/>
+                    </a:stretch>
+                  </pic:blipFill>
+                  <pic:spPr>
+                    <a:xfrm>
+                      <a:off x="0" y="0"/>
+                      <a:ext cx="4114800" cy="6172200"/>
+                    </a:xfrm>
+                    <a:prstGeom prst="rect"/>
+                  </pic:spPr>
+                </pic:pic>
+              </a:graphicData>
+            </a:graphic>
+          </wp:inline>
+        </w:drawing>
       </w:r>
     </w:p>
     <w:sectPr>
